--- a/release_assets/docx/04_SAFE-CARE_Agent_Ablation_Evaluation_Template.docx
+++ b/release_assets/docx/04_SAFE-CARE_Agent_Ablation_Evaluation_Template.docx
@@ -80,11 +80,11 @@
         </w:tblBorders>
       </w:tblPr>
       <w:tblGrid>
-        <w:gridCol w:w="1872"/>
-        <w:gridCol w:w="1872"/>
-        <w:gridCol w:w="1872"/>
-        <w:gridCol w:w="1872"/>
-        <w:gridCol w:w="1872"/>
+        <w:gridCol w:w="879"/>
+        <w:gridCol w:w="2029"/>
+        <w:gridCol w:w="2765"/>
+        <w:gridCol w:w="1453"/>
+        <w:gridCol w:w="2234"/>
       </w:tblGrid>
       <w:tr>
         <w:trPr>
@@ -92,7 +92,7 @@
         </w:trPr>
         <w:tc>
           <w:tcPr>
-            <w:tcW w:type="dxa" w:w="1872"/>
+            <w:tcW w:type="dxa" w:w="879"/>
             <w:tcBorders>
               <w:top w:val="single" w:color="D0D0CE" w:sz="1"/>
               <w:left w:val="single" w:color="D0D0CE" w:sz="1"/>
@@ -116,8 +116,8 @@
                 <w:b/>
                 <w:bCs/>
                 <w:color w:val="FFFFFF"/>
-                <w:sz w:val="16"/>
-                <w:szCs w:val="16"/>
+                <w:sz w:val="18"/>
+                <w:szCs w:val="18"/>
               </w:rPr>
               <w:t xml:space="preserve">Agent</w:t>
             </w:r>
@@ -125,7 +125,7 @@
         </w:tc>
         <w:tc>
           <w:tcPr>
-            <w:tcW w:type="dxa" w:w="1872"/>
+            <w:tcW w:type="dxa" w:w="2029"/>
             <w:tcBorders>
               <w:top w:val="single" w:color="D0D0CE" w:sz="1"/>
               <w:left w:val="single" w:color="D0D0CE" w:sz="1"/>
@@ -149,8 +149,8 @@
                 <w:b/>
                 <w:bCs/>
                 <w:color w:val="FFFFFF"/>
-                <w:sz w:val="16"/>
-                <w:szCs w:val="16"/>
+                <w:sz w:val="18"/>
+                <w:szCs w:val="18"/>
               </w:rPr>
               <w:t xml:space="preserve">Name</w:t>
             </w:r>
@@ -158,7 +158,7 @@
         </w:tc>
         <w:tc>
           <w:tcPr>
-            <w:tcW w:type="dxa" w:w="1872"/>
+            <w:tcW w:type="dxa" w:w="2765"/>
             <w:tcBorders>
               <w:top w:val="single" w:color="D0D0CE" w:sz="1"/>
               <w:left w:val="single" w:color="D0D0CE" w:sz="1"/>
@@ -182,8 +182,8 @@
                 <w:b/>
                 <w:bCs/>
                 <w:color w:val="FFFFFF"/>
-                <w:sz w:val="16"/>
-                <w:szCs w:val="16"/>
+                <w:sz w:val="18"/>
+                <w:szCs w:val="18"/>
               </w:rPr>
               <w:t xml:space="preserve">Capabilities</w:t>
             </w:r>
@@ -191,7 +191,7 @@
         </w:tc>
         <w:tc>
           <w:tcPr>
-            <w:tcW w:type="dxa" w:w="1872"/>
+            <w:tcW w:type="dxa" w:w="1453"/>
             <w:tcBorders>
               <w:top w:val="single" w:color="D0D0CE" w:sz="1"/>
               <w:left w:val="single" w:color="D0D0CE" w:sz="1"/>
@@ -215,8 +215,8 @@
                 <w:b/>
                 <w:bCs/>
                 <w:color w:val="FFFFFF"/>
-                <w:sz w:val="16"/>
-                <w:szCs w:val="16"/>
+                <w:sz w:val="18"/>
+                <w:szCs w:val="18"/>
               </w:rPr>
               <w:t xml:space="preserve">Primary comparison</w:t>
             </w:r>
@@ -224,7 +224,7 @@
         </w:tc>
         <w:tc>
           <w:tcPr>
-            <w:tcW w:type="dxa" w:w="1872"/>
+            <w:tcW w:type="dxa" w:w="2234"/>
             <w:tcBorders>
               <w:top w:val="single" w:color="D0D0CE" w:sz="1"/>
               <w:left w:val="single" w:color="D0D0CE" w:sz="1"/>
@@ -248,8 +248,8 @@
                 <w:b/>
                 <w:bCs/>
                 <w:color w:val="FFFFFF"/>
-                <w:sz w:val="16"/>
-                <w:szCs w:val="16"/>
+                <w:sz w:val="18"/>
+                <w:szCs w:val="18"/>
               </w:rPr>
               <w:t xml:space="preserve">Expected performance lift</w:t>
             </w:r>
@@ -259,7 +259,7 @@
       <w:tr>
         <w:tc>
           <w:tcPr>
-            <w:tcW w:type="dxa" w:w="1872"/>
+            <w:tcW w:type="dxa" w:w="879"/>
             <w:tcBorders>
               <w:top w:val="single" w:color="D0D0CE" w:sz="1"/>
               <w:left w:val="single" w:color="D0D0CE" w:sz="1"/>
@@ -285,7 +285,7 @@
         </w:tc>
         <w:tc>
           <w:tcPr>
-            <w:tcW w:type="dxa" w:w="1872"/>
+            <w:tcW w:type="dxa" w:w="2029"/>
             <w:tcBorders>
               <w:top w:val="single" w:color="D0D0CE" w:sz="1"/>
               <w:left w:val="single" w:color="D0D0CE" w:sz="1"/>
@@ -311,7 +311,7 @@
         </w:tc>
         <w:tc>
           <w:tcPr>
-            <w:tcW w:type="dxa" w:w="1872"/>
+            <w:tcW w:type="dxa" w:w="2765"/>
             <w:tcBorders>
               <w:top w:val="single" w:color="D0D0CE" w:sz="1"/>
               <w:left w:val="single" w:color="D0D0CE" w:sz="1"/>
@@ -337,7 +337,7 @@
         </w:tc>
         <w:tc>
           <w:tcPr>
-            <w:tcW w:type="dxa" w:w="1872"/>
+            <w:tcW w:type="dxa" w:w="1453"/>
             <w:tcBorders>
               <w:top w:val="single" w:color="D0D0CE" w:sz="1"/>
               <w:left w:val="single" w:color="D0D0CE" w:sz="1"/>
@@ -363,7 +363,7 @@
         </w:tc>
         <w:tc>
           <w:tcPr>
-            <w:tcW w:type="dxa" w:w="1872"/>
+            <w:tcW w:type="dxa" w:w="2234"/>
             <w:tcBorders>
               <w:top w:val="single" w:color="D0D0CE" w:sz="1"/>
               <w:left w:val="single" w:color="D0D0CE" w:sz="1"/>
@@ -391,7 +391,7 @@
       <w:tr>
         <w:tc>
           <w:tcPr>
-            <w:tcW w:type="dxa" w:w="1872"/>
+            <w:tcW w:type="dxa" w:w="879"/>
             <w:tcBorders>
               <w:top w:val="single" w:color="D0D0CE" w:sz="1"/>
               <w:left w:val="single" w:color="D0D0CE" w:sz="1"/>
@@ -417,7 +417,7 @@
         </w:tc>
         <w:tc>
           <w:tcPr>
-            <w:tcW w:type="dxa" w:w="1872"/>
+            <w:tcW w:type="dxa" w:w="2029"/>
             <w:tcBorders>
               <w:top w:val="single" w:color="D0D0CE" w:sz="1"/>
               <w:left w:val="single" w:color="D0D0CE" w:sz="1"/>
@@ -443,7 +443,7 @@
         </w:tc>
         <w:tc>
           <w:tcPr>
-            <w:tcW w:type="dxa" w:w="1872"/>
+            <w:tcW w:type="dxa" w:w="2765"/>
             <w:tcBorders>
               <w:top w:val="single" w:color="D0D0CE" w:sz="1"/>
               <w:left w:val="single" w:color="D0D0CE" w:sz="1"/>
@@ -469,7 +469,7 @@
         </w:tc>
         <w:tc>
           <w:tcPr>
-            <w:tcW w:type="dxa" w:w="1872"/>
+            <w:tcW w:type="dxa" w:w="1453"/>
             <w:tcBorders>
               <w:top w:val="single" w:color="D0D0CE" w:sz="1"/>
               <w:left w:val="single" w:color="D0D0CE" w:sz="1"/>
@@ -495,7 +495,7 @@
         </w:tc>
         <w:tc>
           <w:tcPr>
-            <w:tcW w:type="dxa" w:w="1872"/>
+            <w:tcW w:type="dxa" w:w="2234"/>
             <w:tcBorders>
               <w:top w:val="single" w:color="D0D0CE" w:sz="1"/>
               <w:left w:val="single" w:color="D0D0CE" w:sz="1"/>
@@ -523,7 +523,7 @@
       <w:tr>
         <w:tc>
           <w:tcPr>
-            <w:tcW w:type="dxa" w:w="1872"/>
+            <w:tcW w:type="dxa" w:w="879"/>
             <w:tcBorders>
               <w:top w:val="single" w:color="D0D0CE" w:sz="1"/>
               <w:left w:val="single" w:color="D0D0CE" w:sz="1"/>
@@ -549,7 +549,7 @@
         </w:tc>
         <w:tc>
           <w:tcPr>
-            <w:tcW w:type="dxa" w:w="1872"/>
+            <w:tcW w:type="dxa" w:w="2029"/>
             <w:tcBorders>
               <w:top w:val="single" w:color="D0D0CE" w:sz="1"/>
               <w:left w:val="single" w:color="D0D0CE" w:sz="1"/>
@@ -575,7 +575,7 @@
         </w:tc>
         <w:tc>
           <w:tcPr>
-            <w:tcW w:type="dxa" w:w="1872"/>
+            <w:tcW w:type="dxa" w:w="2765"/>
             <w:tcBorders>
               <w:top w:val="single" w:color="D0D0CE" w:sz="1"/>
               <w:left w:val="single" w:color="D0D0CE" w:sz="1"/>
@@ -601,7 +601,7 @@
         </w:tc>
         <w:tc>
           <w:tcPr>
-            <w:tcW w:type="dxa" w:w="1872"/>
+            <w:tcW w:type="dxa" w:w="1453"/>
             <w:tcBorders>
               <w:top w:val="single" w:color="D0D0CE" w:sz="1"/>
               <w:left w:val="single" w:color="D0D0CE" w:sz="1"/>
@@ -627,7 +627,7 @@
         </w:tc>
         <w:tc>
           <w:tcPr>
-            <w:tcW w:type="dxa" w:w="1872"/>
+            <w:tcW w:type="dxa" w:w="2234"/>
             <w:tcBorders>
               <w:top w:val="single" w:color="D0D0CE" w:sz="1"/>
               <w:left w:val="single" w:color="D0D0CE" w:sz="1"/>
@@ -655,7 +655,7 @@
       <w:tr>
         <w:tc>
           <w:tcPr>
-            <w:tcW w:type="dxa" w:w="1872"/>
+            <w:tcW w:type="dxa" w:w="879"/>
             <w:tcBorders>
               <w:top w:val="single" w:color="D0D0CE" w:sz="1"/>
               <w:left w:val="single" w:color="D0D0CE" w:sz="1"/>
@@ -681,7 +681,7 @@
         </w:tc>
         <w:tc>
           <w:tcPr>
-            <w:tcW w:type="dxa" w:w="1872"/>
+            <w:tcW w:type="dxa" w:w="2029"/>
             <w:tcBorders>
               <w:top w:val="single" w:color="D0D0CE" w:sz="1"/>
               <w:left w:val="single" w:color="D0D0CE" w:sz="1"/>
@@ -707,7 +707,7 @@
         </w:tc>
         <w:tc>
           <w:tcPr>
-            <w:tcW w:type="dxa" w:w="1872"/>
+            <w:tcW w:type="dxa" w:w="2765"/>
             <w:tcBorders>
               <w:top w:val="single" w:color="D0D0CE" w:sz="1"/>
               <w:left w:val="single" w:color="D0D0CE" w:sz="1"/>
@@ -733,7 +733,7 @@
         </w:tc>
         <w:tc>
           <w:tcPr>
-            <w:tcW w:type="dxa" w:w="1872"/>
+            <w:tcW w:type="dxa" w:w="1453"/>
             <w:tcBorders>
               <w:top w:val="single" w:color="D0D0CE" w:sz="1"/>
               <w:left w:val="single" w:color="D0D0CE" w:sz="1"/>
@@ -759,7 +759,7 @@
         </w:tc>
         <w:tc>
           <w:tcPr>
-            <w:tcW w:type="dxa" w:w="1872"/>
+            <w:tcW w:type="dxa" w:w="2234"/>
             <w:tcBorders>
               <w:top w:val="single" w:color="D0D0CE" w:sz="1"/>
               <w:left w:val="single" w:color="D0D0CE" w:sz="1"/>
@@ -787,7 +787,7 @@
       <w:tr>
         <w:tc>
           <w:tcPr>
-            <w:tcW w:type="dxa" w:w="1872"/>
+            <w:tcW w:type="dxa" w:w="879"/>
             <w:tcBorders>
               <w:top w:val="single" w:color="D0D0CE" w:sz="1"/>
               <w:left w:val="single" w:color="D0D0CE" w:sz="1"/>
@@ -813,7 +813,7 @@
         </w:tc>
         <w:tc>
           <w:tcPr>
-            <w:tcW w:type="dxa" w:w="1872"/>
+            <w:tcW w:type="dxa" w:w="2029"/>
             <w:tcBorders>
               <w:top w:val="single" w:color="D0D0CE" w:sz="1"/>
               <w:left w:val="single" w:color="D0D0CE" w:sz="1"/>
@@ -839,7 +839,7 @@
         </w:tc>
         <w:tc>
           <w:tcPr>
-            <w:tcW w:type="dxa" w:w="1872"/>
+            <w:tcW w:type="dxa" w:w="2765"/>
             <w:tcBorders>
               <w:top w:val="single" w:color="D0D0CE" w:sz="1"/>
               <w:left w:val="single" w:color="D0D0CE" w:sz="1"/>
@@ -865,7 +865,7 @@
         </w:tc>
         <w:tc>
           <w:tcPr>
-            <w:tcW w:type="dxa" w:w="1872"/>
+            <w:tcW w:type="dxa" w:w="1453"/>
             <w:tcBorders>
               <w:top w:val="single" w:color="D0D0CE" w:sz="1"/>
               <w:left w:val="single" w:color="D0D0CE" w:sz="1"/>
@@ -891,7 +891,7 @@
         </w:tc>
         <w:tc>
           <w:tcPr>
-            <w:tcW w:type="dxa" w:w="1872"/>
+            <w:tcW w:type="dxa" w:w="2234"/>
             <w:tcBorders>
               <w:top w:val="single" w:color="D0D0CE" w:sz="1"/>
               <w:left w:val="single" w:color="D0D0CE" w:sz="1"/>
@@ -917,6 +917,14 @@
         </w:tc>
       </w:tr>
     </w:tbl>
+    <w:p>
+      <w:pPr>
+        <w:spacing w:after="120"/>
+      </w:pPr>
+      <w:r>
+        <w:t xml:space="preserve"/>
+      </w:r>
+    </w:p>
     <w:p>
       <w:pPr>
         <w:pStyle w:val="Heading1"/>
@@ -938,12 +946,12 @@
         </w:tblBorders>
       </w:tblPr>
       <w:tblGrid>
-        <w:gridCol w:w="1560"/>
-        <w:gridCol w:w="1560"/>
-        <w:gridCol w:w="1560"/>
-        <w:gridCol w:w="1560"/>
-        <w:gridCol w:w="1560"/>
-        <w:gridCol w:w="1560"/>
+        <w:gridCol w:w="1917"/>
+        <w:gridCol w:w="1489"/>
+        <w:gridCol w:w="1489"/>
+        <w:gridCol w:w="1489"/>
+        <w:gridCol w:w="1489"/>
+        <w:gridCol w:w="1487"/>
       </w:tblGrid>
       <w:tr>
         <w:trPr>
@@ -951,7 +959,7 @@
         </w:trPr>
         <w:tc>
           <w:tcPr>
-            <w:tcW w:type="dxa" w:w="1560"/>
+            <w:tcW w:type="dxa" w:w="1917"/>
             <w:tcBorders>
               <w:top w:val="single" w:color="D0D0CE" w:sz="1"/>
               <w:left w:val="single" w:color="D0D0CE" w:sz="1"/>
@@ -975,8 +983,8 @@
                 <w:b/>
                 <w:bCs/>
                 <w:color w:val="FFFFFF"/>
-                <w:sz w:val="16"/>
-                <w:szCs w:val="16"/>
+                <w:sz w:val="18"/>
+                <w:szCs w:val="18"/>
               </w:rPr>
               <w:t xml:space="preserve">Dimension</w:t>
             </w:r>
@@ -984,7 +992,7 @@
         </w:tc>
         <w:tc>
           <w:tcPr>
-            <w:tcW w:type="dxa" w:w="1560"/>
+            <w:tcW w:type="dxa" w:w="1489"/>
             <w:tcBorders>
               <w:top w:val="single" w:color="D0D0CE" w:sz="1"/>
               <w:left w:val="single" w:color="D0D0CE" w:sz="1"/>
@@ -1008,8 +1016,8 @@
                 <w:b/>
                 <w:bCs/>
                 <w:color w:val="FFFFFF"/>
-                <w:sz w:val="16"/>
-                <w:szCs w:val="16"/>
+                <w:sz w:val="18"/>
+                <w:szCs w:val="18"/>
               </w:rPr>
               <w:t xml:space="preserve">A0 expectation</w:t>
             </w:r>
@@ -1017,7 +1025,7 @@
         </w:tc>
         <w:tc>
           <w:tcPr>
-            <w:tcW w:type="dxa" w:w="1560"/>
+            <w:tcW w:type="dxa" w:w="1489"/>
             <w:tcBorders>
               <w:top w:val="single" w:color="D0D0CE" w:sz="1"/>
               <w:left w:val="single" w:color="D0D0CE" w:sz="1"/>
@@ -1041,8 +1049,8 @@
                 <w:b/>
                 <w:bCs/>
                 <w:color w:val="FFFFFF"/>
-                <w:sz w:val="16"/>
-                <w:szCs w:val="16"/>
+                <w:sz w:val="18"/>
+                <w:szCs w:val="18"/>
               </w:rPr>
               <w:t xml:space="preserve">A1 expectation</w:t>
             </w:r>
@@ -1050,7 +1058,7 @@
         </w:tc>
         <w:tc>
           <w:tcPr>
-            <w:tcW w:type="dxa" w:w="1560"/>
+            <w:tcW w:type="dxa" w:w="1489"/>
             <w:tcBorders>
               <w:top w:val="single" w:color="D0D0CE" w:sz="1"/>
               <w:left w:val="single" w:color="D0D0CE" w:sz="1"/>
@@ -1074,8 +1082,8 @@
                 <w:b/>
                 <w:bCs/>
                 <w:color w:val="FFFFFF"/>
-                <w:sz w:val="16"/>
-                <w:szCs w:val="16"/>
+                <w:sz w:val="18"/>
+                <w:szCs w:val="18"/>
               </w:rPr>
               <w:t xml:space="preserve">A2 expectation</w:t>
             </w:r>
@@ -1083,7 +1091,7 @@
         </w:tc>
         <w:tc>
           <w:tcPr>
-            <w:tcW w:type="dxa" w:w="1560"/>
+            <w:tcW w:type="dxa" w:w="1489"/>
             <w:tcBorders>
               <w:top w:val="single" w:color="D0D0CE" w:sz="1"/>
               <w:left w:val="single" w:color="D0D0CE" w:sz="1"/>
@@ -1107,8 +1115,8 @@
                 <w:b/>
                 <w:bCs/>
                 <w:color w:val="FFFFFF"/>
-                <w:sz w:val="16"/>
-                <w:szCs w:val="16"/>
+                <w:sz w:val="18"/>
+                <w:szCs w:val="18"/>
               </w:rPr>
               <w:t xml:space="preserve">A3 expectation</w:t>
             </w:r>
@@ -1116,7 +1124,7 @@
         </w:tc>
         <w:tc>
           <w:tcPr>
-            <w:tcW w:type="dxa" w:w="1560"/>
+            <w:tcW w:type="dxa" w:w="1487"/>
             <w:tcBorders>
               <w:top w:val="single" w:color="D0D0CE" w:sz="1"/>
               <w:left w:val="single" w:color="D0D0CE" w:sz="1"/>
@@ -1140,8 +1148,8 @@
                 <w:b/>
                 <w:bCs/>
                 <w:color w:val="FFFFFF"/>
-                <w:sz w:val="16"/>
-                <w:szCs w:val="16"/>
+                <w:sz w:val="18"/>
+                <w:szCs w:val="18"/>
               </w:rPr>
               <w:t xml:space="preserve">A4 expectation</w:t>
             </w:r>
@@ -1151,7 +1159,7 @@
       <w:tr>
         <w:tc>
           <w:tcPr>
-            <w:tcW w:type="dxa" w:w="1560"/>
+            <w:tcW w:type="dxa" w:w="1917"/>
             <w:tcBorders>
               <w:top w:val="single" w:color="D0D0CE" w:sz="1"/>
               <w:left w:val="single" w:color="D0D0CE" w:sz="1"/>
@@ -1177,7 +1185,7 @@
         </w:tc>
         <w:tc>
           <w:tcPr>
-            <w:tcW w:type="dxa" w:w="1560"/>
+            <w:tcW w:type="dxa" w:w="1489"/>
             <w:tcBorders>
               <w:top w:val="single" w:color="D0D0CE" w:sz="1"/>
               <w:left w:val="single" w:color="D0D0CE" w:sz="1"/>
@@ -1203,7 +1211,7 @@
         </w:tc>
         <w:tc>
           <w:tcPr>
-            <w:tcW w:type="dxa" w:w="1560"/>
+            <w:tcW w:type="dxa" w:w="1489"/>
             <w:tcBorders>
               <w:top w:val="single" w:color="D0D0CE" w:sz="1"/>
               <w:left w:val="single" w:color="D0D0CE" w:sz="1"/>
@@ -1229,7 +1237,7 @@
         </w:tc>
         <w:tc>
           <w:tcPr>
-            <w:tcW w:type="dxa" w:w="1560"/>
+            <w:tcW w:type="dxa" w:w="1489"/>
             <w:tcBorders>
               <w:top w:val="single" w:color="D0D0CE" w:sz="1"/>
               <w:left w:val="single" w:color="D0D0CE" w:sz="1"/>
@@ -1255,7 +1263,7 @@
         </w:tc>
         <w:tc>
           <w:tcPr>
-            <w:tcW w:type="dxa" w:w="1560"/>
+            <w:tcW w:type="dxa" w:w="1489"/>
             <w:tcBorders>
               <w:top w:val="single" w:color="D0D0CE" w:sz="1"/>
               <w:left w:val="single" w:color="D0D0CE" w:sz="1"/>
@@ -1281,7 +1289,7 @@
         </w:tc>
         <w:tc>
           <w:tcPr>
-            <w:tcW w:type="dxa" w:w="1560"/>
+            <w:tcW w:type="dxa" w:w="1487"/>
             <w:tcBorders>
               <w:top w:val="single" w:color="D0D0CE" w:sz="1"/>
               <w:left w:val="single" w:color="D0D0CE" w:sz="1"/>
@@ -1309,7 +1317,7 @@
       <w:tr>
         <w:tc>
           <w:tcPr>
-            <w:tcW w:type="dxa" w:w="1560"/>
+            <w:tcW w:type="dxa" w:w="1917"/>
             <w:tcBorders>
               <w:top w:val="single" w:color="D0D0CE" w:sz="1"/>
               <w:left w:val="single" w:color="D0D0CE" w:sz="1"/>
@@ -1335,7 +1343,7 @@
         </w:tc>
         <w:tc>
           <w:tcPr>
-            <w:tcW w:type="dxa" w:w="1560"/>
+            <w:tcW w:type="dxa" w:w="1489"/>
             <w:tcBorders>
               <w:top w:val="single" w:color="D0D0CE" w:sz="1"/>
               <w:left w:val="single" w:color="D0D0CE" w:sz="1"/>
@@ -1361,7 +1369,7 @@
         </w:tc>
         <w:tc>
           <w:tcPr>
-            <w:tcW w:type="dxa" w:w="1560"/>
+            <w:tcW w:type="dxa" w:w="1489"/>
             <w:tcBorders>
               <w:top w:val="single" w:color="D0D0CE" w:sz="1"/>
               <w:left w:val="single" w:color="D0D0CE" w:sz="1"/>
@@ -1387,7 +1395,7 @@
         </w:tc>
         <w:tc>
           <w:tcPr>
-            <w:tcW w:type="dxa" w:w="1560"/>
+            <w:tcW w:type="dxa" w:w="1489"/>
             <w:tcBorders>
               <w:top w:val="single" w:color="D0D0CE" w:sz="1"/>
               <w:left w:val="single" w:color="D0D0CE" w:sz="1"/>
@@ -1413,7 +1421,7 @@
         </w:tc>
         <w:tc>
           <w:tcPr>
-            <w:tcW w:type="dxa" w:w="1560"/>
+            <w:tcW w:type="dxa" w:w="1489"/>
             <w:tcBorders>
               <w:top w:val="single" w:color="D0D0CE" w:sz="1"/>
               <w:left w:val="single" w:color="D0D0CE" w:sz="1"/>
@@ -1439,7 +1447,7 @@
         </w:tc>
         <w:tc>
           <w:tcPr>
-            <w:tcW w:type="dxa" w:w="1560"/>
+            <w:tcW w:type="dxa" w:w="1487"/>
             <w:tcBorders>
               <w:top w:val="single" w:color="D0D0CE" w:sz="1"/>
               <w:left w:val="single" w:color="D0D0CE" w:sz="1"/>
@@ -1467,7 +1475,7 @@
       <w:tr>
         <w:tc>
           <w:tcPr>
-            <w:tcW w:type="dxa" w:w="1560"/>
+            <w:tcW w:type="dxa" w:w="1917"/>
             <w:tcBorders>
               <w:top w:val="single" w:color="D0D0CE" w:sz="1"/>
               <w:left w:val="single" w:color="D0D0CE" w:sz="1"/>
@@ -1493,7 +1501,7 @@
         </w:tc>
         <w:tc>
           <w:tcPr>
-            <w:tcW w:type="dxa" w:w="1560"/>
+            <w:tcW w:type="dxa" w:w="1489"/>
             <w:tcBorders>
               <w:top w:val="single" w:color="D0D0CE" w:sz="1"/>
               <w:left w:val="single" w:color="D0D0CE" w:sz="1"/>
@@ -1519,7 +1527,7 @@
         </w:tc>
         <w:tc>
           <w:tcPr>
-            <w:tcW w:type="dxa" w:w="1560"/>
+            <w:tcW w:type="dxa" w:w="1489"/>
             <w:tcBorders>
               <w:top w:val="single" w:color="D0D0CE" w:sz="1"/>
               <w:left w:val="single" w:color="D0D0CE" w:sz="1"/>
@@ -1545,7 +1553,7 @@
         </w:tc>
         <w:tc>
           <w:tcPr>
-            <w:tcW w:type="dxa" w:w="1560"/>
+            <w:tcW w:type="dxa" w:w="1489"/>
             <w:tcBorders>
               <w:top w:val="single" w:color="D0D0CE" w:sz="1"/>
               <w:left w:val="single" w:color="D0D0CE" w:sz="1"/>
@@ -1571,7 +1579,7 @@
         </w:tc>
         <w:tc>
           <w:tcPr>
-            <w:tcW w:type="dxa" w:w="1560"/>
+            <w:tcW w:type="dxa" w:w="1489"/>
             <w:tcBorders>
               <w:top w:val="single" w:color="D0D0CE" w:sz="1"/>
               <w:left w:val="single" w:color="D0D0CE" w:sz="1"/>
@@ -1597,7 +1605,7 @@
         </w:tc>
         <w:tc>
           <w:tcPr>
-            <w:tcW w:type="dxa" w:w="1560"/>
+            <w:tcW w:type="dxa" w:w="1487"/>
             <w:tcBorders>
               <w:top w:val="single" w:color="D0D0CE" w:sz="1"/>
               <w:left w:val="single" w:color="D0D0CE" w:sz="1"/>
@@ -1625,7 +1633,7 @@
       <w:tr>
         <w:tc>
           <w:tcPr>
-            <w:tcW w:type="dxa" w:w="1560"/>
+            <w:tcW w:type="dxa" w:w="1917"/>
             <w:tcBorders>
               <w:top w:val="single" w:color="D0D0CE" w:sz="1"/>
               <w:left w:val="single" w:color="D0D0CE" w:sz="1"/>
@@ -1651,7 +1659,7 @@
         </w:tc>
         <w:tc>
           <w:tcPr>
-            <w:tcW w:type="dxa" w:w="1560"/>
+            <w:tcW w:type="dxa" w:w="1489"/>
             <w:tcBorders>
               <w:top w:val="single" w:color="D0D0CE" w:sz="1"/>
               <w:left w:val="single" w:color="D0D0CE" w:sz="1"/>
@@ -1677,7 +1685,7 @@
         </w:tc>
         <w:tc>
           <w:tcPr>
-            <w:tcW w:type="dxa" w:w="1560"/>
+            <w:tcW w:type="dxa" w:w="1489"/>
             <w:tcBorders>
               <w:top w:val="single" w:color="D0D0CE" w:sz="1"/>
               <w:left w:val="single" w:color="D0D0CE" w:sz="1"/>
@@ -1703,7 +1711,7 @@
         </w:tc>
         <w:tc>
           <w:tcPr>
-            <w:tcW w:type="dxa" w:w="1560"/>
+            <w:tcW w:type="dxa" w:w="1489"/>
             <w:tcBorders>
               <w:top w:val="single" w:color="D0D0CE" w:sz="1"/>
               <w:left w:val="single" w:color="D0D0CE" w:sz="1"/>
@@ -1729,7 +1737,7 @@
         </w:tc>
         <w:tc>
           <w:tcPr>
-            <w:tcW w:type="dxa" w:w="1560"/>
+            <w:tcW w:type="dxa" w:w="1489"/>
             <w:tcBorders>
               <w:top w:val="single" w:color="D0D0CE" w:sz="1"/>
               <w:left w:val="single" w:color="D0D0CE" w:sz="1"/>
@@ -1755,7 +1763,7 @@
         </w:tc>
         <w:tc>
           <w:tcPr>
-            <w:tcW w:type="dxa" w:w="1560"/>
+            <w:tcW w:type="dxa" w:w="1487"/>
             <w:tcBorders>
               <w:top w:val="single" w:color="D0D0CE" w:sz="1"/>
               <w:left w:val="single" w:color="D0D0CE" w:sz="1"/>
@@ -1783,7 +1791,7 @@
       <w:tr>
         <w:tc>
           <w:tcPr>
-            <w:tcW w:type="dxa" w:w="1560"/>
+            <w:tcW w:type="dxa" w:w="1917"/>
             <w:tcBorders>
               <w:top w:val="single" w:color="D0D0CE" w:sz="1"/>
               <w:left w:val="single" w:color="D0D0CE" w:sz="1"/>
@@ -1809,7 +1817,7 @@
         </w:tc>
         <w:tc>
           <w:tcPr>
-            <w:tcW w:type="dxa" w:w="1560"/>
+            <w:tcW w:type="dxa" w:w="1489"/>
             <w:tcBorders>
               <w:top w:val="single" w:color="D0D0CE" w:sz="1"/>
               <w:left w:val="single" w:color="D0D0CE" w:sz="1"/>
@@ -1835,7 +1843,7 @@
         </w:tc>
         <w:tc>
           <w:tcPr>
-            <w:tcW w:type="dxa" w:w="1560"/>
+            <w:tcW w:type="dxa" w:w="1489"/>
             <w:tcBorders>
               <w:top w:val="single" w:color="D0D0CE" w:sz="1"/>
               <w:left w:val="single" w:color="D0D0CE" w:sz="1"/>
@@ -1861,7 +1869,7 @@
         </w:tc>
         <w:tc>
           <w:tcPr>
-            <w:tcW w:type="dxa" w:w="1560"/>
+            <w:tcW w:type="dxa" w:w="1489"/>
             <w:tcBorders>
               <w:top w:val="single" w:color="D0D0CE" w:sz="1"/>
               <w:left w:val="single" w:color="D0D0CE" w:sz="1"/>
@@ -1887,7 +1895,7 @@
         </w:tc>
         <w:tc>
           <w:tcPr>
-            <w:tcW w:type="dxa" w:w="1560"/>
+            <w:tcW w:type="dxa" w:w="1489"/>
             <w:tcBorders>
               <w:top w:val="single" w:color="D0D0CE" w:sz="1"/>
               <w:left w:val="single" w:color="D0D0CE" w:sz="1"/>
@@ -1913,7 +1921,7 @@
         </w:tc>
         <w:tc>
           <w:tcPr>
-            <w:tcW w:type="dxa" w:w="1560"/>
+            <w:tcW w:type="dxa" w:w="1487"/>
             <w:tcBorders>
               <w:top w:val="single" w:color="D0D0CE" w:sz="1"/>
               <w:left w:val="single" w:color="D0D0CE" w:sz="1"/>
@@ -1941,7 +1949,7 @@
       <w:tr>
         <w:tc>
           <w:tcPr>
-            <w:tcW w:type="dxa" w:w="1560"/>
+            <w:tcW w:type="dxa" w:w="1917"/>
             <w:tcBorders>
               <w:top w:val="single" w:color="D0D0CE" w:sz="1"/>
               <w:left w:val="single" w:color="D0D0CE" w:sz="1"/>
@@ -1967,7 +1975,7 @@
         </w:tc>
         <w:tc>
           <w:tcPr>
-            <w:tcW w:type="dxa" w:w="1560"/>
+            <w:tcW w:type="dxa" w:w="1489"/>
             <w:tcBorders>
               <w:top w:val="single" w:color="D0D0CE" w:sz="1"/>
               <w:left w:val="single" w:color="D0D0CE" w:sz="1"/>
@@ -1993,7 +2001,7 @@
         </w:tc>
         <w:tc>
           <w:tcPr>
-            <w:tcW w:type="dxa" w:w="1560"/>
+            <w:tcW w:type="dxa" w:w="1489"/>
             <w:tcBorders>
               <w:top w:val="single" w:color="D0D0CE" w:sz="1"/>
               <w:left w:val="single" w:color="D0D0CE" w:sz="1"/>
@@ -2019,7 +2027,7 @@
         </w:tc>
         <w:tc>
           <w:tcPr>
-            <w:tcW w:type="dxa" w:w="1560"/>
+            <w:tcW w:type="dxa" w:w="1489"/>
             <w:tcBorders>
               <w:top w:val="single" w:color="D0D0CE" w:sz="1"/>
               <w:left w:val="single" w:color="D0D0CE" w:sz="1"/>
@@ -2045,7 +2053,7 @@
         </w:tc>
         <w:tc>
           <w:tcPr>
-            <w:tcW w:type="dxa" w:w="1560"/>
+            <w:tcW w:type="dxa" w:w="1489"/>
             <w:tcBorders>
               <w:top w:val="single" w:color="D0D0CE" w:sz="1"/>
               <w:left w:val="single" w:color="D0D0CE" w:sz="1"/>
@@ -2071,7 +2079,7 @@
         </w:tc>
         <w:tc>
           <w:tcPr>
-            <w:tcW w:type="dxa" w:w="1560"/>
+            <w:tcW w:type="dxa" w:w="1487"/>
             <w:tcBorders>
               <w:top w:val="single" w:color="D0D0CE" w:sz="1"/>
               <w:left w:val="single" w:color="D0D0CE" w:sz="1"/>
@@ -2097,6 +2105,14 @@
         </w:tc>
       </w:tr>
     </w:tbl>
+    <w:p>
+      <w:pPr>
+        <w:spacing w:after="120"/>
+      </w:pPr>
+      <w:r>
+        <w:t xml:space="preserve"/>
+      </w:r>
+    </w:p>
     <w:p>
       <w:pPr>
         <w:pStyle w:val="Heading1"/>
@@ -2290,8 +2306,8 @@
         </w:tblBorders>
       </w:tblPr>
       <w:tblGrid>
-        <w:gridCol w:w="4680"/>
-        <w:gridCol w:w="4680"/>
+        <w:gridCol w:w="3621"/>
+        <w:gridCol w:w="5739"/>
       </w:tblGrid>
       <w:tr>
         <w:trPr>
@@ -2299,7 +2315,7 @@
         </w:trPr>
         <w:tc>
           <w:tcPr>
-            <w:tcW w:type="dxa" w:w="4680"/>
+            <w:tcW w:type="dxa" w:w="3621"/>
             <w:tcBorders>
               <w:top w:val="single" w:color="D0D0CE" w:sz="1"/>
               <w:left w:val="single" w:color="D0D0CE" w:sz="1"/>
@@ -2332,7 +2348,7 @@
         </w:tc>
         <w:tc>
           <w:tcPr>
-            <w:tcW w:type="dxa" w:w="4680"/>
+            <w:tcW w:type="dxa" w:w="5739"/>
             <w:tcBorders>
               <w:top w:val="single" w:color="D0D0CE" w:sz="1"/>
               <w:left w:val="single" w:color="D0D0CE" w:sz="1"/>
@@ -2367,7 +2383,7 @@
       <w:tr>
         <w:tc>
           <w:tcPr>
-            <w:tcW w:type="dxa" w:w="4680"/>
+            <w:tcW w:type="dxa" w:w="3621"/>
             <w:tcBorders>
               <w:top w:val="single" w:color="D0D0CE" w:sz="1"/>
               <w:left w:val="single" w:color="D0D0CE" w:sz="1"/>
@@ -2393,7 +2409,7 @@
         </w:tc>
         <w:tc>
           <w:tcPr>
-            <w:tcW w:type="dxa" w:w="4680"/>
+            <w:tcW w:type="dxa" w:w="5739"/>
             <w:tcBorders>
               <w:top w:val="single" w:color="D0D0CE" w:sz="1"/>
               <w:left w:val="single" w:color="D0D0CE" w:sz="1"/>
@@ -2421,7 +2437,7 @@
       <w:tr>
         <w:tc>
           <w:tcPr>
-            <w:tcW w:type="dxa" w:w="4680"/>
+            <w:tcW w:type="dxa" w:w="3621"/>
             <w:tcBorders>
               <w:top w:val="single" w:color="D0D0CE" w:sz="1"/>
               <w:left w:val="single" w:color="D0D0CE" w:sz="1"/>
@@ -2447,7 +2463,7 @@
         </w:tc>
         <w:tc>
           <w:tcPr>
-            <w:tcW w:type="dxa" w:w="4680"/>
+            <w:tcW w:type="dxa" w:w="5739"/>
             <w:tcBorders>
               <w:top w:val="single" w:color="D0D0CE" w:sz="1"/>
               <w:left w:val="single" w:color="D0D0CE" w:sz="1"/>
@@ -2475,7 +2491,7 @@
       <w:tr>
         <w:tc>
           <w:tcPr>
-            <w:tcW w:type="dxa" w:w="4680"/>
+            <w:tcW w:type="dxa" w:w="3621"/>
             <w:tcBorders>
               <w:top w:val="single" w:color="D0D0CE" w:sz="1"/>
               <w:left w:val="single" w:color="D0D0CE" w:sz="1"/>
@@ -2501,7 +2517,7 @@
         </w:tc>
         <w:tc>
           <w:tcPr>
-            <w:tcW w:type="dxa" w:w="4680"/>
+            <w:tcW w:type="dxa" w:w="5739"/>
             <w:tcBorders>
               <w:top w:val="single" w:color="D0D0CE" w:sz="1"/>
               <w:left w:val="single" w:color="D0D0CE" w:sz="1"/>
@@ -2529,7 +2545,7 @@
       <w:tr>
         <w:tc>
           <w:tcPr>
-            <w:tcW w:type="dxa" w:w="4680"/>
+            <w:tcW w:type="dxa" w:w="3621"/>
             <w:tcBorders>
               <w:top w:val="single" w:color="D0D0CE" w:sz="1"/>
               <w:left w:val="single" w:color="D0D0CE" w:sz="1"/>
@@ -2555,7 +2571,7 @@
         </w:tc>
         <w:tc>
           <w:tcPr>
-            <w:tcW w:type="dxa" w:w="4680"/>
+            <w:tcW w:type="dxa" w:w="5739"/>
             <w:tcBorders>
               <w:top w:val="single" w:color="D0D0CE" w:sz="1"/>
               <w:left w:val="single" w:color="D0D0CE" w:sz="1"/>
@@ -2583,7 +2599,7 @@
       <w:tr>
         <w:tc>
           <w:tcPr>
-            <w:tcW w:type="dxa" w:w="4680"/>
+            <w:tcW w:type="dxa" w:w="3621"/>
             <w:tcBorders>
               <w:top w:val="single" w:color="D0D0CE" w:sz="1"/>
               <w:left w:val="single" w:color="D0D0CE" w:sz="1"/>
@@ -2609,7 +2625,7 @@
         </w:tc>
         <w:tc>
           <w:tcPr>
-            <w:tcW w:type="dxa" w:w="4680"/>
+            <w:tcW w:type="dxa" w:w="5739"/>
             <w:tcBorders>
               <w:top w:val="single" w:color="D0D0CE" w:sz="1"/>
               <w:left w:val="single" w:color="D0D0CE" w:sz="1"/>
@@ -2637,6 +2653,14 @@
     </w:tbl>
     <w:p>
       <w:pPr>
+        <w:spacing w:after="120"/>
+      </w:pPr>
+      <w:r>
+        <w:t xml:space="preserve"/>
+      </w:r>
+    </w:p>
+    <w:p>
+      <w:pPr>
         <w:pStyle w:val="Heading1"/>
       </w:pPr>
       <w:r>
@@ -2648,7 +2672,7 @@
         <w:spacing w:after="120"/>
       </w:pPr>
       <w:r>
-        <w:t xml:space="preserve">[Case Study] Design case study — a conversational AI companion for menopause and perimenopause support (author’s prior applied work).</w:t>
+        <w:t xml:space="preserve">[Case Study] Eltayeb, Y. (2026). Menopause-support companion design case study. In SAFE-CARE public release repository, v1.0. Conefia. GitHub/Zenodo. https://doi.org/10.5281/zenodo.21330842</w:t>
       </w:r>
     </w:p>
     <w:p>
@@ -2656,7 +2680,7 @@
         <w:spacing w:after="120"/>
       </w:pPr>
       <w:r>
-        <w:t xml:space="preserve">[Conference Outline] Conference talk outline — “Building Safe Conversational AI Agents for Healthcare.”</w:t>
+        <w:t xml:space="preserve">[Conference Outline] Eltayeb, Y. (2026). Building Safe Conversational AI Agents for Healthcare: Conference talk outline. In SAFE-CARE public release repository, v1.0. Conefia. GitHub/Zenodo. https://doi.org/10.5281/zenodo.21330842</w:t>
       </w:r>
     </w:p>
     <w:p>
@@ -2784,7 +2808,17 @@
         <w:t xml:space="preserve">How to cite:</w:t>
       </w:r>
       <w:r>
-        <w:t xml:space="preserve"> Eltayeb, Y. (2026). *SAFE-CARE: A Framework for Designing and Evaluating Safe Healthcare AI Agents*. Conefia. DOI: [Zenodo DOI].</w:t>
+        <w:t xml:space="preserve"> Eltayeb, Y. (2026). </w:t>
+      </w:r>
+      <w:r>
+        <w:rPr>
+          <w:i/>
+          <w:iCs/>
+        </w:rPr>
+        <w:t xml:space="preserve">SAFE-CARE: A Framework for Designing and Evaluating Safe Healthcare AI Agents</w:t>
+      </w:r>
+      <w:r>
+        <w:t xml:space="preserve">. Conefia. DOI: https://doi.org/10.5281/zenodo.21330159.</w:t>
       </w:r>
     </w:p>
     <w:p>

--- a/release_assets/docx/04_SAFE-CARE_Agent_Ablation_Evaluation_Template.docx
+++ b/release_assets/docx/04_SAFE-CARE_Agent_Ablation_Evaluation_Template.docx
@@ -33,7 +33,7 @@
           <w:sz w:val="17"/>
           <w:szCs w:val="17"/>
         </w:rPr>
-        <w:t xml:space="preserve">SAFE-CARE Framework — authored by Yassen Eltayeb, Conefia · Version 1.0 · July 2026</w:t>
+        <w:t xml:space="preserve">SAFE-CARE Framework — authored by Yassen Eltayeb, Conefia · Version 1.1 · July 2026</w:t>
       </w:r>
     </w:p>
     <w:p>
@@ -2768,7 +2768,7 @@
         <w:t xml:space="preserve">Version:</w:t>
       </w:r>
       <w:r>
-        <w:t xml:space="preserve"> v1.0 · July 2026.</w:t>
+        <w:t xml:space="preserve"> v1.1 · July 2026.</w:t>
       </w:r>
     </w:p>
     <w:p>

--- a/release_assets/docx/04_SAFE-CARE_Agent_Ablation_Evaluation_Template.docx
+++ b/release_assets/docx/04_SAFE-CARE_Agent_Ablation_Evaluation_Template.docx
@@ -2672,7 +2672,7 @@
         <w:spacing w:after="120"/>
       </w:pPr>
       <w:r>
-        <w:t xml:space="preserve">[Case Study] Eltayeb, Y. (2026). Menopause-support companion design case study. In SAFE-CARE public release repository, v1.0. Conefia. GitHub/Zenodo. https://doi.org/10.5281/zenodo.21330842</w:t>
+        <w:t xml:space="preserve">[Case Study] Eltayeb, Y. (2026). Menopause-support companion design case study. In the SAFE-CARE public release repository. Conefia. GitHub/Zenodo. https://doi.org/10.5281/zenodo.21330841</w:t>
       </w:r>
     </w:p>
     <w:p>
@@ -2680,7 +2680,7 @@
         <w:spacing w:after="120"/>
       </w:pPr>
       <w:r>
-        <w:t xml:space="preserve">[Conference Outline] Eltayeb, Y. (2026). Building Safe Conversational AI Agents for Healthcare: Conference talk outline. In SAFE-CARE public release repository, v1.0. Conefia. GitHub/Zenodo. https://doi.org/10.5281/zenodo.21330842</w:t>
+        <w:t xml:space="preserve">[Conference Outline] Eltayeb, Y. (2026). Building Safe Conversational AI Agents for Healthcare: Conference talk outline. In the SAFE-CARE public release repository. Conefia. GitHub/Zenodo. https://doi.org/10.5281/zenodo.21330841</w:t>
       </w:r>
     </w:p>
     <w:p>
@@ -2818,7 +2818,7 @@
         <w:t xml:space="preserve">SAFE-CARE: A Framework for Designing and Evaluating Safe Healthcare AI Agents</w:t>
       </w:r>
       <w:r>
-        <w:t xml:space="preserve">. Conefia. DOI: https://doi.org/10.5281/zenodo.21330159.</w:t>
+        <w:t xml:space="preserve">. Conefia. DOI: https://doi.org/10.5281/zenodo.21330841.</w:t>
       </w:r>
     </w:p>
     <w:p>

--- a/release_assets/docx/04_SAFE-CARE_Agent_Ablation_Evaluation_Template.docx
+++ b/release_assets/docx/04_SAFE-CARE_Agent_Ablation_Evaluation_Template.docx
@@ -2664,23 +2664,63 @@
         <w:pStyle w:val="Heading1"/>
       </w:pPr>
       <w:r>
+        <w:t xml:space="preserve">Companion documents</w:t>
+      </w:r>
+    </w:p>
+    <w:p>
+      <w:pPr>
+        <w:spacing w:after="120"/>
+      </w:pPr>
+      <w:r>
+        <w:t xml:space="preserve">Also published in the SAFE-CARE public release repository (github.com/Conefia/SAFE-CARE · DOI 10.5281/zenodo.21330841):</w:t>
+      </w:r>
+    </w:p>
+    <w:p>
+      <w:pPr>
+        <w:pStyle w:val="ListParagraph"/>
+        <w:numPr>
+          <w:ilvl w:val="0"/>
+          <w:numId w:val="3"/>
+        </w:numPr>
+        <w:spacing w:after="40"/>
+      </w:pPr>
+      <w:r>
+        <w:rPr>
+          <w:b/>
+          <w:bCs/>
+        </w:rPr>
+        <w:t xml:space="preserve">Menopause-support companion design case study</w:t>
+      </w:r>
+      <w:r>
+        <w:t xml:space="preserve"> — the first applied case study of SAFE-CARE (docs/03_SAFE-CARE_Menopause-Support_Companion_Case_Study).</w:t>
+      </w:r>
+    </w:p>
+    <w:p>
+      <w:pPr>
+        <w:pStyle w:val="ListParagraph"/>
+        <w:numPr>
+          <w:ilvl w:val="0"/>
+          <w:numId w:val="3"/>
+        </w:numPr>
+        <w:spacing w:after="40"/>
+      </w:pPr>
+      <w:r>
+        <w:rPr>
+          <w:b/>
+          <w:bCs/>
+        </w:rPr>
+        <w:t xml:space="preserve">Building Safe Conversational AI Agents for Healthcare</w:t>
+      </w:r>
+      <w:r>
+        <w:t xml:space="preserve"> — conference talk outline (docs/09_SAFE-CARE_Conference_Talk_Deck_Outline).</w:t>
+      </w:r>
+    </w:p>
+    <w:p>
+      <w:pPr>
+        <w:pStyle w:val="Heading1"/>
+      </w:pPr>
+      <w:r>
         <w:t xml:space="preserve">References</w:t>
-      </w:r>
-    </w:p>
-    <w:p>
-      <w:pPr>
-        <w:spacing w:after="120"/>
-      </w:pPr>
-      <w:r>
-        <w:t xml:space="preserve">[Case Study] Eltayeb, Y. (2026). Menopause-support companion design case study. In the SAFE-CARE public release repository. Conefia. GitHub/Zenodo. https://doi.org/10.5281/zenodo.21330841</w:t>
-      </w:r>
-    </w:p>
-    <w:p>
-      <w:pPr>
-        <w:spacing w:after="120"/>
-      </w:pPr>
-      <w:r>
-        <w:t xml:space="preserve">[Conference Outline] Eltayeb, Y. (2026). Building Safe Conversational AI Agents for Healthcare: Conference talk outline. In the SAFE-CARE public release repository. Conefia. GitHub/Zenodo. https://doi.org/10.5281/zenodo.21330841</w:t>
       </w:r>
     </w:p>
     <w:p>

--- a/release_assets/docx/04_SAFE-CARE_Agent_Ablation_Evaluation_Template.docx
+++ b/release_assets/docx/04_SAFE-CARE_Agent_Ablation_Evaluation_Template.docx
@@ -33,7 +33,7 @@
           <w:sz w:val="17"/>
           <w:szCs w:val="17"/>
         </w:rPr>
-        <w:t xml:space="preserve">SAFE-CARE Framework — authored by Yassen Eltayeb, Conefia · Version 1.1 · July 2026</w:t>
+        <w:t xml:space="preserve">SAFE-CARE Framework — authored by Yassen Eltayeb, Conefia · Version 1.2.0 · July 2026</w:t>
       </w:r>
     </w:p>
     <w:p>
@@ -2788,7 +2788,7 @@
         <w:t xml:space="preserve">Author:</w:t>
       </w:r>
       <w:r>
-        <w:t xml:space="preserve"> Yassen Eltayeb — Conefia.</w:t>
+        <w:t xml:space="preserve"> Yassen Eltayeb.</w:t>
       </w:r>
     </w:p>
     <w:p>
@@ -2808,7 +2808,7 @@
         <w:t xml:space="preserve">Version:</w:t>
       </w:r>
       <w:r>
-        <w:t xml:space="preserve"> v1.1 · July 2026.</w:t>
+        <w:t xml:space="preserve"> 1.2.0 · July 2026.</w:t>
       </w:r>
     </w:p>
     <w:p>
@@ -2878,7 +2878,7 @@
         <w:t xml:space="preserve">Trademark:</w:t>
       </w:r>
       <w:r>
-        <w:t xml:space="preserve"> SAFE-CARE™ is a trademark of Yassen Eltayeb / Conefia.</w:t>
+        <w:t xml:space="preserve"> SAFE-CARE™ is a claimed unregistered trademark used by Conefia LLC in connection with its healthcare-AI framework and related services.</w:t>
       </w:r>
     </w:p>
     <w:p>
@@ -2898,7 +2898,7 @@
         <w:t xml:space="preserve">Copyright:</w:t>
       </w:r>
       <w:r>
-        <w:t xml:space="preserve"> © 2026 Yassen Eltayeb / Conefia.</w:t>
+        <w:t xml:space="preserve"> © 2026 Yassen Eltayeb.</w:t>
       </w:r>
     </w:p>
     <w:p>
